--- a/justcmul8-rebuild/JustCmul8_Synopsis (2).docx
+++ b/justcmul8-rebuild/JustCmul8_Synopsis (2).docx
@@ -23,12 +23,6 @@
         <w:gridCol w:w="9360"/>
       </w:tblGrid>
       <w:tr>
-        <w:tblPrEx>
-          <w:tblCellMar>
-            <w:top w:w="0" w:type="dxa"/>
-            <w:bottom w:w="0" w:type="dxa"/>
-          </w:tblCellMar>
-        </w:tblPrEx>
         <w:tc>
           <w:tcPr>
             <w:tcW w:w="0" w:type="auto"/>
@@ -635,7 +629,40 @@
           <w:bottom w:val="single" w:sz="6" w:space="4" w:color="2E75B6"/>
         </w:pBdr>
       </w:pPr>
-      <w:r>
+    </w:p>
+    <w:p>
+      <w:pPr>
+        <w:pStyle w:val="Heading1"/>
+        <w:pBdr>
+          <w:bottom w:val="single" w:sz="6" w:space="4" w:color="2E75B6"/>
+        </w:pBdr>
+      </w:pPr>
+    </w:p>
+    <w:p>
+      <w:pPr>
+        <w:pStyle w:val="Heading1"/>
+        <w:pBdr>
+          <w:bottom w:val="single" w:sz="6" w:space="4" w:color="2E75B6"/>
+        </w:pBdr>
+      </w:pPr>
+    </w:p>
+    <w:p>
+      <w:pPr>
+        <w:pStyle w:val="Heading1"/>
+        <w:pBdr>
+          <w:bottom w:val="single" w:sz="6" w:space="4" w:color="2E75B6"/>
+        </w:pBdr>
+      </w:pPr>
+    </w:p>
+    <w:p>
+      <w:pPr>
+        <w:pStyle w:val="Heading1"/>
+        <w:pBdr>
+          <w:bottom w:val="single" w:sz="6" w:space="4" w:color="2E75B6"/>
+        </w:pBdr>
+      </w:pPr>
+      <w:r>
+        <w:lastRenderedPageBreak/>
         <w:t>5. Proposed Modules</w:t>
       </w:r>
     </w:p>
@@ -644,7 +671,7 @@
         <w:spacing w:before="80" w:after="80" w:line="360" w:lineRule="auto"/>
       </w:pPr>
       <w:r>
-        <w:t>The system is divided into 11 well-defined modules, each responsible for a distinct part of the platform:</w:t>
+        <w:t>The system is divided into 12 well-defined modules, each responsible for a distinct part of the platform:</w:t>
       </w:r>
     </w:p>
     <w:p/>
@@ -671,12 +698,6 @@
         <w:gridCol w:w="5960"/>
       </w:tblGrid>
       <w:tr>
-        <w:tblPrEx>
-          <w:tblCellMar>
-            <w:top w:w="0" w:type="dxa"/>
-            <w:bottom w:w="0" w:type="dxa"/>
-          </w:tblCellMar>
-        </w:tblPrEx>
         <w:trPr>
           <w:tblHeader/>
         </w:trPr>
@@ -775,12 +796,6 @@
         </w:tc>
       </w:tr>
       <w:tr>
-        <w:tblPrEx>
-          <w:tblCellMar>
-            <w:top w:w="0" w:type="dxa"/>
-            <w:bottom w:w="0" w:type="dxa"/>
-          </w:tblCellMar>
-        </w:tblPrEx>
         <w:tc>
           <w:tcPr>
             <w:tcW w:w="600" w:type="dxa"/>
@@ -836,7 +851,7 @@
                 <w:sz w:val="20"/>
                 <w:szCs w:val="20"/>
               </w:rPr>
-              <w:t>User Authentication</w:t>
+              <w:t>Platform &amp; Data Layer</w:t>
             </w:r>
           </w:p>
         </w:tc>
@@ -864,18 +879,12 @@
                 <w:sz w:val="20"/>
                 <w:szCs w:val="20"/>
               </w:rPr>
-              <w:t>Secure login, signup, Google/GitHub OAuth, session protection</w:t>
+              <w:t>Secure login/signup (Google &amp; GitHub OAuth), session protection, project CRUD (create/save/rename/delete), cloud storage and user profile/settings — all via Supabase (Postgres + RLS)</w:t>
             </w:r>
           </w:p>
         </w:tc>
       </w:tr>
       <w:tr>
-        <w:tblPrEx>
-          <w:tblCellMar>
-            <w:top w:w="0" w:type="dxa"/>
-            <w:bottom w:w="0" w:type="dxa"/>
-          </w:tblCellMar>
-        </w:tblPrEx>
         <w:tc>
           <w:tcPr>
             <w:tcW w:w="600" w:type="dxa"/>
@@ -885,7 +894,7 @@
               <w:bottom w:val="single" w:sz="1" w:space="0" w:color="CCCCCC"/>
               <w:right w:val="single" w:sz="1" w:space="0" w:color="CCCCCC"/>
             </w:tcBorders>
-            <w:shd w:val="clear" w:color="auto" w:fill="F3F4F6"/>
+            <w:shd w:val="clear" w:color="auto" w:fill="FFFFFF"/>
             <w:tcMar>
               <w:top w:w="80" w:type="dxa"/>
               <w:left w:w="120" w:type="dxa"/>
@@ -902,7 +911,6 @@
                 <w:sz w:val="20"/>
                 <w:szCs w:val="20"/>
               </w:rPr>
-              <w:lastRenderedPageBreak/>
               <w:t>2</w:t>
             </w:r>
           </w:p>
@@ -916,7 +924,7 @@
               <w:bottom w:val="single" w:sz="1" w:space="0" w:color="CCCCCC"/>
               <w:right w:val="single" w:sz="1" w:space="0" w:color="CCCCCC"/>
             </w:tcBorders>
-            <w:shd w:val="clear" w:color="auto" w:fill="F3F4F6"/>
+            <w:shd w:val="clear" w:color="auto" w:fill="FFFFFF"/>
             <w:tcMar>
               <w:top w:w="80" w:type="dxa"/>
               <w:left w:w="120" w:type="dxa"/>
@@ -932,7 +940,7 @@
                 <w:sz w:val="20"/>
                 <w:szCs w:val="20"/>
               </w:rPr>
-              <w:t>Project Management</w:t>
+              <w:t>Visual Graph Editor</w:t>
             </w:r>
           </w:p>
         </w:tc>
@@ -945,7 +953,7 @@
               <w:bottom w:val="single" w:sz="1" w:space="0" w:color="CCCCCC"/>
               <w:right w:val="single" w:sz="1" w:space="0" w:color="CCCCCC"/>
             </w:tcBorders>
-            <w:shd w:val="clear" w:color="auto" w:fill="F3F4F6"/>
+            <w:shd w:val="clear" w:color="auto" w:fill="FFFFFF"/>
             <w:tcMar>
               <w:top w:w="80" w:type="dxa"/>
               <w:left w:w="120" w:type="dxa"/>
@@ -960,18 +968,12 @@
                 <w:sz w:val="20"/>
                 <w:szCs w:val="20"/>
               </w:rPr>
-              <w:t>Create, save, rename, delete simulation projects; cloud storage via Supabase</w:t>
+              <w:t>Drag-and-drop node canvas; 13 node types; real-time edge routing</w:t>
             </w:r>
           </w:p>
         </w:tc>
       </w:tr>
       <w:tr>
-        <w:tblPrEx>
-          <w:tblCellMar>
-            <w:top w:w="0" w:type="dxa"/>
-            <w:bottom w:w="0" w:type="dxa"/>
-          </w:tblCellMar>
-        </w:tblPrEx>
         <w:tc>
           <w:tcPr>
             <w:tcW w:w="600" w:type="dxa"/>
@@ -1027,7 +1029,7 @@
                 <w:sz w:val="20"/>
                 <w:szCs w:val="20"/>
               </w:rPr>
-              <w:t>Visual Graph Editor</w:t>
+              <w:t>Node Configuration Panel</w:t>
             </w:r>
           </w:p>
         </w:tc>
@@ -1055,18 +1057,12 @@
                 <w:sz w:val="20"/>
                 <w:szCs w:val="20"/>
               </w:rPr>
-              <w:t>Drag-and-drop node canvas; 13 node types; real-time edge routing</w:t>
+              <w:t>Set properties for each node — arrival rates, capacities, distributions, and cost parameters (resource rate, buffer holding cost, waiting-penalty cost) used for ROI analysis</w:t>
             </w:r>
           </w:p>
         </w:tc>
       </w:tr>
       <w:tr>
-        <w:tblPrEx>
-          <w:tblCellMar>
-            <w:top w:w="0" w:type="dxa"/>
-            <w:bottom w:w="0" w:type="dxa"/>
-          </w:tblCellMar>
-        </w:tblPrEx>
         <w:tc>
           <w:tcPr>
             <w:tcW w:w="600" w:type="dxa"/>
@@ -1076,7 +1072,7 @@
               <w:bottom w:val="single" w:sz="1" w:space="0" w:color="CCCCCC"/>
               <w:right w:val="single" w:sz="1" w:space="0" w:color="CCCCCC"/>
             </w:tcBorders>
-            <w:shd w:val="clear" w:color="auto" w:fill="F3F4F6"/>
+            <w:shd w:val="clear" w:color="auto" w:fill="FFFFFF"/>
             <w:tcMar>
               <w:top w:w="80" w:type="dxa"/>
               <w:left w:w="120" w:type="dxa"/>
@@ -1106,7 +1102,7 @@
               <w:bottom w:val="single" w:sz="1" w:space="0" w:color="CCCCCC"/>
               <w:right w:val="single" w:sz="1" w:space="0" w:color="CCCCCC"/>
             </w:tcBorders>
-            <w:shd w:val="clear" w:color="auto" w:fill="F3F4F6"/>
+            <w:shd w:val="clear" w:color="auto" w:fill="FFFFFF"/>
             <w:tcMar>
               <w:top w:w="80" w:type="dxa"/>
               <w:left w:w="120" w:type="dxa"/>
@@ -1122,7 +1118,7 @@
                 <w:sz w:val="20"/>
                 <w:szCs w:val="20"/>
               </w:rPr>
-              <w:t>Node Configuration Panel</w:t>
+              <w:t>Simulation Engine</w:t>
             </w:r>
           </w:p>
         </w:tc>
@@ -1135,7 +1131,7 @@
               <w:bottom w:val="single" w:sz="1" w:space="0" w:color="CCCCCC"/>
               <w:right w:val="single" w:sz="1" w:space="0" w:color="CCCCCC"/>
             </w:tcBorders>
-            <w:shd w:val="clear" w:color="auto" w:fill="F3F4F6"/>
+            <w:shd w:val="clear" w:color="auto" w:fill="FFFFFF"/>
             <w:tcMar>
               <w:top w:w="80" w:type="dxa"/>
               <w:left w:w="120" w:type="dxa"/>
@@ -1150,18 +1146,12 @@
                 <w:sz w:val="20"/>
                 <w:szCs w:val="20"/>
               </w:rPr>
-              <w:t>Set properties for each node arrival rates, capacities, distributions</w:t>
+              <w:t>Runs real Python SimPy in the browser via Pyodide WASM (Web Worker fallback); includes a live Python code inspector with one-click Jupyter Notebook (.ipynb) export for reproducibility</w:t>
             </w:r>
           </w:p>
         </w:tc>
       </w:tr>
       <w:tr>
-        <w:tblPrEx>
-          <w:tblCellMar>
-            <w:top w:w="0" w:type="dxa"/>
-            <w:bottom w:w="0" w:type="dxa"/>
-          </w:tblCellMar>
-        </w:tblPrEx>
         <w:tc>
           <w:tcPr>
             <w:tcW w:w="600" w:type="dxa"/>
@@ -1217,7 +1207,7 @@
                 <w:sz w:val="20"/>
                 <w:szCs w:val="20"/>
               </w:rPr>
-              <w:t>Simulation Engine</w:t>
+              <w:t>AI Assistant</w:t>
             </w:r>
           </w:p>
         </w:tc>
@@ -1245,18 +1235,12 @@
                 <w:sz w:val="20"/>
                 <w:szCs w:val="20"/>
               </w:rPr>
-              <w:t>Runs real Python SimPy in the browser via Pyodide WASM; Web Worker fallback</w:t>
+              <w:t>Type a description → Google Gemini generates the simulation graph automatically</w:t>
             </w:r>
           </w:p>
         </w:tc>
       </w:tr>
       <w:tr>
-        <w:tblPrEx>
-          <w:tblCellMar>
-            <w:top w:w="0" w:type="dxa"/>
-            <w:bottom w:w="0" w:type="dxa"/>
-          </w:tblCellMar>
-        </w:tblPrEx>
         <w:tc>
           <w:tcPr>
             <w:tcW w:w="600" w:type="dxa"/>
@@ -1266,7 +1250,7 @@
               <w:bottom w:val="single" w:sz="1" w:space="0" w:color="CCCCCC"/>
               <w:right w:val="single" w:sz="1" w:space="0" w:color="CCCCCC"/>
             </w:tcBorders>
-            <w:shd w:val="clear" w:color="auto" w:fill="F3F4F6"/>
+            <w:shd w:val="clear" w:color="auto" w:fill="FFFFFF"/>
             <w:tcMar>
               <w:top w:w="80" w:type="dxa"/>
               <w:left w:w="120" w:type="dxa"/>
@@ -1296,7 +1280,7 @@
               <w:bottom w:val="single" w:sz="1" w:space="0" w:color="CCCCCC"/>
               <w:right w:val="single" w:sz="1" w:space="0" w:color="CCCCCC"/>
             </w:tcBorders>
-            <w:shd w:val="clear" w:color="auto" w:fill="F3F4F6"/>
+            <w:shd w:val="clear" w:color="auto" w:fill="FFFFFF"/>
             <w:tcMar>
               <w:top w:w="80" w:type="dxa"/>
               <w:left w:w="120" w:type="dxa"/>
@@ -1312,7 +1296,7 @@
                 <w:sz w:val="20"/>
                 <w:szCs w:val="20"/>
               </w:rPr>
-              <w:t>AI Assistant</w:t>
+              <w:t>AI System Optimizer</w:t>
             </w:r>
           </w:p>
         </w:tc>
@@ -1325,7 +1309,7 @@
               <w:bottom w:val="single" w:sz="1" w:space="0" w:color="CCCCCC"/>
               <w:right w:val="single" w:sz="1" w:space="0" w:color="CCCCCC"/>
             </w:tcBorders>
-            <w:shd w:val="clear" w:color="auto" w:fill="F3F4F6"/>
+            <w:shd w:val="clear" w:color="auto" w:fill="FFFFFF"/>
             <w:tcMar>
               <w:top w:w="80" w:type="dxa"/>
               <w:left w:w="120" w:type="dxa"/>
@@ -1340,18 +1324,12 @@
                 <w:sz w:val="20"/>
                 <w:szCs w:val="20"/>
               </w:rPr>
-              <w:t>Type a description → Google Gemini generates the simulation graph automatically</w:t>
+              <w:t>After a run, the AI inspects bottlenecks (e.g. server utilization, queue wait times) and proposes a concrete fix (add capacity, reroute traffic) with a one-click "Apply Fix" that updates the graph</w:t>
             </w:r>
           </w:p>
         </w:tc>
       </w:tr>
       <w:tr>
-        <w:tblPrEx>
-          <w:tblCellMar>
-            <w:top w:w="0" w:type="dxa"/>
-            <w:bottom w:w="0" w:type="dxa"/>
-          </w:tblCellMar>
-        </w:tblPrEx>
         <w:tc>
           <w:tcPr>
             <w:tcW w:w="600" w:type="dxa"/>
@@ -1435,18 +1413,12 @@
                 <w:sz w:val="20"/>
                 <w:szCs w:val="20"/>
               </w:rPr>
-              <w:t>Live charts, utilization metrics, bottleneck detection, simulation logs</w:t>
+              <w:t>Live charts, utilization metrics, bottleneck detection, simulation logs, and a Cost &amp; ROI panel showing total system cost and return on any proposed change</w:t>
             </w:r>
           </w:p>
         </w:tc>
       </w:tr>
       <w:tr>
-        <w:tblPrEx>
-          <w:tblCellMar>
-            <w:top w:w="0" w:type="dxa"/>
-            <w:bottom w:w="0" w:type="dxa"/>
-          </w:tblCellMar>
-        </w:tblPrEx>
         <w:tc>
           <w:tcPr>
             <w:tcW w:w="600" w:type="dxa"/>
@@ -1456,7 +1428,7 @@
               <w:bottom w:val="single" w:sz="1" w:space="0" w:color="CCCCCC"/>
               <w:right w:val="single" w:sz="1" w:space="0" w:color="CCCCCC"/>
             </w:tcBorders>
-            <w:shd w:val="clear" w:color="auto" w:fill="F3F4F6"/>
+            <w:shd w:val="clear" w:color="auto" w:fill="FFFFFF"/>
             <w:tcMar>
               <w:top w:w="80" w:type="dxa"/>
               <w:left w:w="120" w:type="dxa"/>
@@ -1486,7 +1458,7 @@
               <w:bottom w:val="single" w:sz="1" w:space="0" w:color="CCCCCC"/>
               <w:right w:val="single" w:sz="1" w:space="0" w:color="CCCCCC"/>
             </w:tcBorders>
-            <w:shd w:val="clear" w:color="auto" w:fill="F3F4F6"/>
+            <w:shd w:val="clear" w:color="auto" w:fill="FFFFFF"/>
             <w:tcMar>
               <w:top w:w="80" w:type="dxa"/>
               <w:left w:w="120" w:type="dxa"/>
@@ -1502,7 +1474,7 @@
                 <w:sz w:val="20"/>
                 <w:szCs w:val="20"/>
               </w:rPr>
-              <w:t>Simulation Template Gallery</w:t>
+              <w:t>Monte Carlo &amp; Scenario Comparison</w:t>
             </w:r>
           </w:p>
         </w:tc>
@@ -1515,7 +1487,7 @@
               <w:bottom w:val="single" w:sz="1" w:space="0" w:color="CCCCCC"/>
               <w:right w:val="single" w:sz="1" w:space="0" w:color="CCCCCC"/>
             </w:tcBorders>
-            <w:shd w:val="clear" w:color="auto" w:fill="F3F4F6"/>
+            <w:shd w:val="clear" w:color="auto" w:fill="FFFFFF"/>
             <w:tcMar>
               <w:top w:w="80" w:type="dxa"/>
               <w:left w:w="120" w:type="dxa"/>
@@ -1530,18 +1502,12 @@
                 <w:sz w:val="20"/>
                 <w:szCs w:val="20"/>
               </w:rPr>
-              <w:t>6 domain types × starter graphs; click to pre-populate canvas</w:t>
+              <w:t>Run a simulation N times (20/50/100 iterations) to show 95% confidence-interval bands, plus side-by-side Baseline vs Optimized scenario comparison</w:t>
             </w:r>
           </w:p>
         </w:tc>
       </w:tr>
       <w:tr>
-        <w:tblPrEx>
-          <w:tblCellMar>
-            <w:top w:w="0" w:type="dxa"/>
-            <w:bottom w:w="0" w:type="dxa"/>
-          </w:tblCellMar>
-        </w:tblPrEx>
         <w:tc>
           <w:tcPr>
             <w:tcW w:w="600" w:type="dxa"/>
@@ -1597,7 +1563,7 @@
                 <w:sz w:val="20"/>
                 <w:szCs w:val="20"/>
               </w:rPr>
-              <w:t>Export &amp; Share Module</w:t>
+              <w:t>Digital Twin Animated Playback</w:t>
             </w:r>
           </w:p>
         </w:tc>
@@ -1625,18 +1591,12 @@
                 <w:sz w:val="20"/>
                 <w:szCs w:val="20"/>
               </w:rPr>
-              <w:t>Download graph as JSON, results as CSV, shareable read-only project link</w:t>
+              <w:t>Pixi.js-powered animated 2D playback of entities flowing through the system, with queue congestion highlighting and VCR-style Play/Pause/Speed/Step controls</w:t>
             </w:r>
           </w:p>
         </w:tc>
       </w:tr>
       <w:tr>
-        <w:tblPrEx>
-          <w:tblCellMar>
-            <w:top w:w="0" w:type="dxa"/>
-            <w:bottom w:w="0" w:type="dxa"/>
-          </w:tblCellMar>
-        </w:tblPrEx>
         <w:tc>
           <w:tcPr>
             <w:tcW w:w="600" w:type="dxa"/>
@@ -1646,7 +1606,7 @@
               <w:bottom w:val="single" w:sz="1" w:space="0" w:color="CCCCCC"/>
               <w:right w:val="single" w:sz="1" w:space="0" w:color="CCCCCC"/>
             </w:tcBorders>
-            <w:shd w:val="clear" w:color="auto" w:fill="F3F4F6"/>
+            <w:shd w:val="clear" w:color="auto" w:fill="FFFFFF"/>
             <w:tcMar>
               <w:top w:w="80" w:type="dxa"/>
               <w:left w:w="120" w:type="dxa"/>
@@ -1676,7 +1636,7 @@
               <w:bottom w:val="single" w:sz="1" w:space="0" w:color="CCCCCC"/>
               <w:right w:val="single" w:sz="1" w:space="0" w:color="CCCCCC"/>
             </w:tcBorders>
-            <w:shd w:val="clear" w:color="auto" w:fill="F3F4F6"/>
+            <w:shd w:val="clear" w:color="auto" w:fill="FFFFFF"/>
             <w:tcMar>
               <w:top w:w="80" w:type="dxa"/>
               <w:left w:w="120" w:type="dxa"/>
@@ -1692,7 +1652,7 @@
                 <w:sz w:val="20"/>
                 <w:szCs w:val="20"/>
               </w:rPr>
-              <w:t>User Profile &amp; Settings</w:t>
+              <w:t>Simulation Template Gallery</w:t>
             </w:r>
           </w:p>
         </w:tc>
@@ -1705,7 +1665,7 @@
               <w:bottom w:val="single" w:sz="1" w:space="0" w:color="CCCCCC"/>
               <w:right w:val="single" w:sz="1" w:space="0" w:color="CCCCCC"/>
             </w:tcBorders>
-            <w:shd w:val="clear" w:color="auto" w:fill="F3F4F6"/>
+            <w:shd w:val="clear" w:color="auto" w:fill="FFFFFF"/>
             <w:tcMar>
               <w:top w:w="80" w:type="dxa"/>
               <w:left w:w="120" w:type="dxa"/>
@@ -1720,18 +1680,12 @@
                 <w:sz w:val="20"/>
                 <w:szCs w:val="20"/>
               </w:rPr>
-              <w:t>Profile management, rename projects, change sim type, password update</w:t>
+              <w:t>6 domain types × starter graphs; click to pre-populate canvas</w:t>
             </w:r>
           </w:p>
         </w:tc>
       </w:tr>
       <w:tr>
-        <w:tblPrEx>
-          <w:tblCellMar>
-            <w:top w:w="0" w:type="dxa"/>
-            <w:bottom w:w="0" w:type="dxa"/>
-          </w:tblCellMar>
-        </w:tblPrEx>
         <w:tc>
           <w:tcPr>
             <w:tcW w:w="600" w:type="dxa"/>
@@ -1759,6 +1713,95 @@
                 <w:szCs w:val="20"/>
               </w:rPr>
               <w:t>11</w:t>
+            </w:r>
+          </w:p>
+        </w:tc>
+        <w:tc>
+          <w:tcPr>
+            <w:tcW w:w="2800" w:type="dxa"/>
+            <w:tcBorders>
+              <w:top w:val="single" w:sz="1" w:space="0" w:color="CCCCCC"/>
+              <w:left w:val="single" w:sz="1" w:space="0" w:color="CCCCCC"/>
+              <w:bottom w:val="single" w:sz="1" w:space="0" w:color="CCCCCC"/>
+              <w:right w:val="single" w:sz="1" w:space="0" w:color="CCCCCC"/>
+            </w:tcBorders>
+            <w:shd w:val="clear" w:color="auto" w:fill="FFFFFF"/>
+            <w:tcMar>
+              <w:top w:w="80" w:type="dxa"/>
+              <w:left w:w="120" w:type="dxa"/>
+              <w:bottom w:w="80" w:type="dxa"/>
+              <w:right w:w="120" w:type="dxa"/>
+            </w:tcMar>
+            <w:vAlign w:val="center"/>
+          </w:tcPr>
+          <w:p>
+            <w:r>
+              <w:rPr>
+                <w:color w:val="1A3C6E"/>
+                <w:sz w:val="20"/>
+                <w:szCs w:val="20"/>
+              </w:rPr>
+              <w:t>Executive Report &amp; Share Module</w:t>
+            </w:r>
+          </w:p>
+        </w:tc>
+        <w:tc>
+          <w:tcPr>
+            <w:tcW w:w="5960" w:type="dxa"/>
+            <w:tcBorders>
+              <w:top w:val="single" w:sz="1" w:space="0" w:color="CCCCCC"/>
+              <w:left w:val="single" w:sz="1" w:space="0" w:color="CCCCCC"/>
+              <w:bottom w:val="single" w:sz="1" w:space="0" w:color="CCCCCC"/>
+              <w:right w:val="single" w:sz="1" w:space="0" w:color="CCCCCC"/>
+            </w:tcBorders>
+            <w:shd w:val="clear" w:color="auto" w:fill="FFFFFF"/>
+            <w:tcMar>
+              <w:top w:w="80" w:type="dxa"/>
+              <w:left w:w="120" w:type="dxa"/>
+              <w:bottom w:w="80" w:type="dxa"/>
+              <w:right w:w="120" w:type="dxa"/>
+            </w:tcMar>
+            <w:vAlign w:val="center"/>
+          </w:tcPr>
+          <w:p>
+            <w:r>
+              <w:rPr>
+                <w:sz w:val="20"/>
+                <w:szCs w:val="20"/>
+              </w:rPr>
+              <w:t>One-click IEEE-style PDF report (AI-written executive summary, canvas snapshot, KPI tables, charts); also export graph as JSON, results as CSV, and a shareable read-only project link</w:t>
+            </w:r>
+          </w:p>
+        </w:tc>
+      </w:tr>
+      <w:tr>
+        <w:tc>
+          <w:tcPr>
+            <w:tcW w:w="600" w:type="dxa"/>
+            <w:tcBorders>
+              <w:top w:val="single" w:sz="1" w:space="0" w:color="CCCCCC"/>
+              <w:left w:val="single" w:sz="1" w:space="0" w:color="CCCCCC"/>
+              <w:bottom w:val="single" w:sz="1" w:space="0" w:color="CCCCCC"/>
+              <w:right w:val="single" w:sz="1" w:space="0" w:color="CCCCCC"/>
+            </w:tcBorders>
+            <w:shd w:val="clear" w:color="auto" w:fill="FFFFFF"/>
+            <w:tcMar>
+              <w:top w:w="80" w:type="dxa"/>
+              <w:left w:w="120" w:type="dxa"/>
+              <w:bottom w:w="80" w:type="dxa"/>
+              <w:right w:w="120" w:type="dxa"/>
+            </w:tcMar>
+            <w:vAlign w:val="center"/>
+          </w:tcPr>
+          <w:p>
+            <w:r>
+              <w:rPr>
+                <w:b/>
+                <w:bCs/>
+                <w:sz w:val="20"/>
+                <w:szCs w:val="20"/>
+              </w:rPr>
+              <w:t>12</w:t>
             </w:r>
           </w:p>
         </w:tc>
@@ -1865,12 +1908,6 @@
         <w:gridCol w:w="4560"/>
       </w:tblGrid>
       <w:tr>
-        <w:tblPrEx>
-          <w:tblCellMar>
-            <w:top w:w="0" w:type="dxa"/>
-            <w:bottom w:w="0" w:type="dxa"/>
-          </w:tblCellMar>
-        </w:tblPrEx>
         <w:trPr>
           <w:tblHeader/>
         </w:trPr>
@@ -1900,6 +1937,7 @@
                 <w:sz w:val="20"/>
                 <w:szCs w:val="20"/>
               </w:rPr>
+              <w:lastRenderedPageBreak/>
               <w:t>Category</w:t>
             </w:r>
           </w:p>
@@ -1966,12 +2004,6 @@
         </w:tc>
       </w:tr>
       <w:tr>
-        <w:tblPrEx>
-          <w:tblCellMar>
-            <w:top w:w="0" w:type="dxa"/>
-            <w:bottom w:w="0" w:type="dxa"/>
-          </w:tblCellMar>
-        </w:tblPrEx>
         <w:tc>
           <w:tcPr>
             <w:tcW w:w="2200" w:type="dxa"/>
@@ -2055,12 +2087,6 @@
         </w:tc>
       </w:tr>
       <w:tr>
-        <w:tblPrEx>
-          <w:tblCellMar>
-            <w:top w:w="0" w:type="dxa"/>
-            <w:bottom w:w="0" w:type="dxa"/>
-          </w:tblCellMar>
-        </w:tblPrEx>
         <w:tc>
           <w:tcPr>
             <w:tcW w:w="2200" w:type="dxa"/>
@@ -2144,12 +2170,6 @@
         </w:tc>
       </w:tr>
       <w:tr>
-        <w:tblPrEx>
-          <w:tblCellMar>
-            <w:top w:w="0" w:type="dxa"/>
-            <w:bottom w:w="0" w:type="dxa"/>
-          </w:tblCellMar>
-        </w:tblPrEx>
         <w:tc>
           <w:tcPr>
             <w:tcW w:w="2200" w:type="dxa"/>
@@ -2233,12 +2253,6 @@
         </w:tc>
       </w:tr>
       <w:tr>
-        <w:tblPrEx>
-          <w:tblCellMar>
-            <w:top w:w="0" w:type="dxa"/>
-            <w:bottom w:w="0" w:type="dxa"/>
-          </w:tblCellMar>
-        </w:tblPrEx>
         <w:tc>
           <w:tcPr>
             <w:tcW w:w="2200" w:type="dxa"/>
@@ -2322,12 +2336,6 @@
         </w:tc>
       </w:tr>
       <w:tr>
-        <w:tblPrEx>
-          <w:tblCellMar>
-            <w:top w:w="0" w:type="dxa"/>
-            <w:bottom w:w="0" w:type="dxa"/>
-          </w:tblCellMar>
-        </w:tblPrEx>
         <w:tc>
           <w:tcPr>
             <w:tcW w:w="2200" w:type="dxa"/>
@@ -2411,12 +2419,6 @@
         </w:tc>
       </w:tr>
       <w:tr>
-        <w:tblPrEx>
-          <w:tblCellMar>
-            <w:top w:w="0" w:type="dxa"/>
-            <w:bottom w:w="0" w:type="dxa"/>
-          </w:tblCellMar>
-        </w:tblPrEx>
         <w:tc>
           <w:tcPr>
             <w:tcW w:w="2200" w:type="dxa"/>
@@ -2500,12 +2502,6 @@
         </w:tc>
       </w:tr>
       <w:tr>
-        <w:tblPrEx>
-          <w:tblCellMar>
-            <w:top w:w="0" w:type="dxa"/>
-            <w:bottom w:w="0" w:type="dxa"/>
-          </w:tblCellMar>
-        </w:tblPrEx>
         <w:tc>
           <w:tcPr>
             <w:tcW w:w="2200" w:type="dxa"/>
@@ -2589,12 +2585,6 @@
         </w:tc>
       </w:tr>
       <w:tr>
-        <w:tblPrEx>
-          <w:tblCellMar>
-            <w:top w:w="0" w:type="dxa"/>
-            <w:bottom w:w="0" w:type="dxa"/>
-          </w:tblCellMar>
-        </w:tblPrEx>
         <w:tc>
           <w:tcPr>
             <w:tcW w:w="2200" w:type="dxa"/>
@@ -2678,12 +2668,6 @@
         </w:tc>
       </w:tr>
       <w:tr>
-        <w:tblPrEx>
-          <w:tblCellMar>
-            <w:top w:w="0" w:type="dxa"/>
-            <w:bottom w:w="0" w:type="dxa"/>
-          </w:tblCellMar>
-        </w:tblPrEx>
         <w:tc>
           <w:tcPr>
             <w:tcW w:w="2200" w:type="dxa"/>
@@ -2767,12 +2751,6 @@
         </w:tc>
       </w:tr>
       <w:tr>
-        <w:tblPrEx>
-          <w:tblCellMar>
-            <w:top w:w="0" w:type="dxa"/>
-            <w:bottom w:w="0" w:type="dxa"/>
-          </w:tblCellMar>
-        </w:tblPrEx>
         <w:tc>
           <w:tcPr>
             <w:tcW w:w="2200" w:type="dxa"/>
@@ -2796,7 +2774,6 @@
                 <w:sz w:val="20"/>
                 <w:szCs w:val="20"/>
               </w:rPr>
-              <w:lastRenderedPageBreak/>
               <w:t>Styling</w:t>
             </w:r>
           </w:p>
@@ -2857,12 +2834,6 @@
         </w:tc>
       </w:tr>
       <w:tr>
-        <w:tblPrEx>
-          <w:tblCellMar>
-            <w:top w:w="0" w:type="dxa"/>
-            <w:bottom w:w="0" w:type="dxa"/>
-          </w:tblCellMar>
-        </w:tblPrEx>
         <w:tc>
           <w:tcPr>
             <w:tcW w:w="2200" w:type="dxa"/>
